--- a/ИСРПО/ЛР№5/Отчёт по лабораторная работа №5.docx
+++ b/ИСРПО/ЛР№5/Отчёт по лабораторная работа №5.docx
@@ -38,10 +38,7 @@
         <w:pStyle w:val="2"/>
       </w:pPr>
       <w:r>
-        <w:t>Изучить процесс</w:t>
-      </w:r>
-      <w:r>
-        <w:t xml:space="preserve"> применения отладочных классов.</w:t>
+        <w:t>Изучить процесс применения отладочных классов.</w:t>
       </w:r>
     </w:p>
     <w:p>
@@ -724,7 +721,6 @@
       <w:r>
         <w:br/>
       </w:r>
-      <w:bookmarkStart w:id="0" w:name="_GoBack"/>
       <w:r>
         <w:rPr>
           <w:noProof/>
@@ -773,7 +769,6 @@
           </wp:inline>
         </w:drawing>
       </w:r>
-      <w:bookmarkEnd w:id="0"/>
     </w:p>
     <w:p>
       <w:pPr>
@@ -865,13 +860,368 @@
       <w:r>
         <w:t xml:space="preserve"> и начата отладка. Когда программы была остановлена, было открыто окно</w:t>
       </w:r>
+      <w:r>
+        <w:t xml:space="preserve"> </w:t>
+      </w:r>
+      <w:r>
+        <w:rPr>
+          <w:lang w:val="en-US"/>
+        </w:rPr>
+        <w:t>Call</w:t>
+      </w:r>
+      <w:r>
+        <w:t xml:space="preserve"> </w:t>
+      </w:r>
+      <w:proofErr w:type="spellStart"/>
+      <w:r>
+        <w:rPr>
+          <w:lang w:val="en-US"/>
+        </w:rPr>
+        <w:t>Stck</w:t>
+      </w:r>
+      <w:proofErr w:type="spellEnd"/>
+      <w:r>
+        <w:t xml:space="preserve"> </w:t>
+      </w:r>
+      <w:r>
+        <w:t xml:space="preserve">и проанализирована последовательность </w:t>
+      </w:r>
+      <w:proofErr w:type="spellStart"/>
+      <w:r>
+        <w:t>ызовов</w:t>
+      </w:r>
+      <w:proofErr w:type="spellEnd"/>
+      <w:r>
+        <w:t>, которая привела к текущему методу</w:t>
+      </w:r>
+      <w:r>
+        <w:br/>
+      </w:r>
+      <w:r>
+        <w:rPr>
+          <w:noProof/>
+          <w:lang w:eastAsia="ru-RU"/>
+        </w:rPr>
+        <w:drawing>
+          <wp:inline distT="0" distB="0" distL="0" distR="0" wp14:anchorId="0DA9D827" wp14:editId="47D6024B">
+            <wp:extent cx="5724939" cy="3251062"/>
+            <wp:effectExtent l="0" t="0" r="0" b="6985"/>
+            <wp:docPr id="8" name="Рисунок 8"/>
+            <wp:cNvGraphicFramePr>
+              <a:graphicFrameLocks xmlns:a="http://schemas.openxmlformats.org/drawingml/2006/main" noChangeAspect="1"/>
+            </wp:cNvGraphicFramePr>
+            <a:graphic xmlns:a="http://schemas.openxmlformats.org/drawingml/2006/main">
+              <a:graphicData uri="http://schemas.openxmlformats.org/drawingml/2006/picture">
+                <pic:pic xmlns:pic="http://schemas.openxmlformats.org/drawingml/2006/picture">
+                  <pic:nvPicPr>
+                    <pic:cNvPr id="1" name=""/>
+                    <pic:cNvPicPr/>
+                  </pic:nvPicPr>
+                  <pic:blipFill rotWithShape="1">
+                    <a:blip r:embed="rId11"/>
+                    <a:srcRect r="50475"/>
+                    <a:stretch/>
+                  </pic:blipFill>
+                  <pic:spPr bwMode="auto">
+                    <a:xfrm>
+                      <a:off x="0" y="0"/>
+                      <a:ext cx="5737662" cy="3258287"/>
+                    </a:xfrm>
+                    <a:prstGeom prst="rect">
+                      <a:avLst/>
+                    </a:prstGeom>
+                    <a:ln>
+                      <a:noFill/>
+                    </a:ln>
+                    <a:extLst>
+                      <a:ext uri="{53640926-AAD7-44D8-BBD7-CCE9431645EC}">
+                        <a14:shadowObscured xmlns:a14="http://schemas.microsoft.com/office/drawing/2010/main"/>
+                      </a:ext>
+                    </a:extLst>
+                  </pic:spPr>
+                </pic:pic>
+              </a:graphicData>
+            </a:graphic>
+          </wp:inline>
+        </w:drawing>
+      </w:r>
+    </w:p>
+    <w:p>
+      <w:pPr>
+        <w:pStyle w:val="2"/>
+        <w:numPr>
+          <w:ilvl w:val="2"/>
+          <w:numId w:val="6"/>
+        </w:numPr>
+      </w:pPr>
+      <w:r>
+        <w:t xml:space="preserve">Была добавлена обработка исключения в </w:t>
+      </w:r>
+      <w:proofErr w:type="spellStart"/>
+      <w:r>
+        <w:rPr>
+          <w:lang w:val="en-US"/>
+        </w:rPr>
+        <w:t>MethodC</w:t>
+      </w:r>
+      <w:proofErr w:type="spellEnd"/>
+      <w:r>
+        <w:t xml:space="preserve">, </w:t>
+      </w:r>
+      <w:r>
+        <w:t xml:space="preserve">используя блок </w:t>
+      </w:r>
+      <w:r>
+        <w:rPr>
+          <w:lang w:val="en-US"/>
+        </w:rPr>
+        <w:t>try</w:t>
+      </w:r>
+      <w:r>
+        <w:t>-</w:t>
+      </w:r>
+      <w:r>
+        <w:rPr>
+          <w:lang w:val="en-US"/>
+        </w:rPr>
+        <w:t>catch</w:t>
+      </w:r>
+      <w:r>
+        <w:t xml:space="preserve">, </w:t>
+      </w:r>
+      <w:r>
+        <w:t xml:space="preserve">и был </w:t>
+      </w:r>
+      <w:proofErr w:type="spellStart"/>
+      <w:r>
+        <w:t>залогирован</w:t>
+      </w:r>
+      <w:proofErr w:type="spellEnd"/>
+      <w:r>
+        <w:t xml:space="preserve"> стек вызовов в текстовый файл</w:t>
+      </w:r>
+      <w:r>
+        <w:br/>
+      </w:r>
+      <w:r>
+        <w:rPr>
+          <w:noProof/>
+          <w:lang w:eastAsia="ru-RU"/>
+        </w:rPr>
+        <w:drawing>
+          <wp:inline distT="0" distB="0" distL="0" distR="0" wp14:anchorId="4B007BFB" wp14:editId="2E434C30">
+            <wp:extent cx="5325534" cy="3944839"/>
+            <wp:effectExtent l="0" t="0" r="8890" b="0"/>
+            <wp:docPr id="3" name="Рисунок 3"/>
+            <wp:cNvGraphicFramePr>
+              <a:graphicFrameLocks xmlns:a="http://schemas.openxmlformats.org/drawingml/2006/main" noChangeAspect="1"/>
+            </wp:cNvGraphicFramePr>
+            <a:graphic xmlns:a="http://schemas.openxmlformats.org/drawingml/2006/main">
+              <a:graphicData uri="http://schemas.openxmlformats.org/drawingml/2006/picture">
+                <pic:pic xmlns:pic="http://schemas.openxmlformats.org/drawingml/2006/picture">
+                  <pic:nvPicPr>
+                    <pic:cNvPr id="1" name=""/>
+                    <pic:cNvPicPr/>
+                  </pic:nvPicPr>
+                  <pic:blipFill rotWithShape="1">
+                    <a:blip r:embed="rId12"/>
+                    <a:srcRect r="73633" b="30553"/>
+                    <a:stretch/>
+                  </pic:blipFill>
+                  <pic:spPr bwMode="auto">
+                    <a:xfrm>
+                      <a:off x="0" y="0"/>
+                      <a:ext cx="5345400" cy="3959554"/>
+                    </a:xfrm>
+                    <a:prstGeom prst="rect">
+                      <a:avLst/>
+                    </a:prstGeom>
+                    <a:ln>
+                      <a:noFill/>
+                    </a:ln>
+                    <a:extLst>
+                      <a:ext uri="{53640926-AAD7-44D8-BBD7-CCE9431645EC}">
+                        <a14:shadowObscured xmlns:a14="http://schemas.microsoft.com/office/drawing/2010/main"/>
+                      </a:ext>
+                    </a:extLst>
+                  </pic:spPr>
+                </pic:pic>
+              </a:graphicData>
+            </a:graphic>
+          </wp:inline>
+        </w:drawing>
+      </w:r>
+    </w:p>
+    <w:p>
+      <w:pPr>
+        <w:pStyle w:val="2"/>
+      </w:pPr>
+      <w:r>
+        <w:t xml:space="preserve">Отладка </w:t>
+      </w:r>
+      <w:r>
+        <w:rPr>
+          <w:lang w:val="en-US"/>
+        </w:rPr>
+        <w:t>JavaScript</w:t>
+      </w:r>
+    </w:p>
+    <w:p>
+      <w:pPr>
+        <w:pStyle w:val="2"/>
+        <w:numPr>
+          <w:ilvl w:val="2"/>
+          <w:numId w:val="6"/>
+        </w:numPr>
+      </w:pPr>
+      <w:r>
+        <w:t>Была проведена пошаговая отладк</w:t>
+      </w:r>
+      <w:r>
+        <w:t xml:space="preserve">а, </w:t>
+      </w:r>
+      <w:proofErr w:type="spellStart"/>
+      <w:r>
+        <w:t>усттановлены</w:t>
+      </w:r>
+      <w:proofErr w:type="spellEnd"/>
+      <w:r>
+        <w:t xml:space="preserve"> точки </w:t>
+      </w:r>
+      <w:proofErr w:type="spellStart"/>
+      <w:r>
+        <w:t>остонова</w:t>
+      </w:r>
+      <w:proofErr w:type="spellEnd"/>
+      <w:r>
+        <w:t xml:space="preserve"> с и без условия, а также просмотрены значения переменных</w:t>
+      </w:r>
+      <w:r>
+        <w:br/>
+      </w:r>
+      <w:r>
+        <w:rPr>
+          <w:noProof/>
+          <w:lang w:eastAsia="ru-RU"/>
+        </w:rPr>
+        <w:lastRenderedPageBreak/>
+        <w:drawing>
+          <wp:inline distT="0" distB="0" distL="0" distR="0" wp14:anchorId="70B3EF9D" wp14:editId="5E8C5C0E">
+            <wp:extent cx="5940425" cy="3358060"/>
+            <wp:effectExtent l="0" t="0" r="3175" b="0"/>
+            <wp:docPr id="11" name="Рисунок 11"/>
+            <wp:cNvGraphicFramePr>
+              <a:graphicFrameLocks xmlns:a="http://schemas.openxmlformats.org/drawingml/2006/main" noChangeAspect="1"/>
+            </wp:cNvGraphicFramePr>
+            <a:graphic xmlns:a="http://schemas.openxmlformats.org/drawingml/2006/main">
+              <a:graphicData uri="http://schemas.openxmlformats.org/drawingml/2006/picture">
+                <pic:pic xmlns:pic="http://schemas.openxmlformats.org/drawingml/2006/picture">
+                  <pic:nvPicPr>
+                    <pic:cNvPr id="1" name=""/>
+                    <pic:cNvPicPr/>
+                  </pic:nvPicPr>
+                  <pic:blipFill rotWithShape="1">
+                    <a:blip r:embed="rId13"/>
+                    <a:srcRect r="50252"/>
+                    <a:stretch/>
+                  </pic:blipFill>
+                  <pic:spPr bwMode="auto">
+                    <a:xfrm>
+                      <a:off x="0" y="0"/>
+                      <a:ext cx="5940425" cy="3358060"/>
+                    </a:xfrm>
+                    <a:prstGeom prst="rect">
+                      <a:avLst/>
+                    </a:prstGeom>
+                    <a:ln>
+                      <a:noFill/>
+                    </a:ln>
+                    <a:extLst>
+                      <a:ext uri="{53640926-AAD7-44D8-BBD7-CCE9431645EC}">
+                        <a14:shadowObscured xmlns:a14="http://schemas.microsoft.com/office/drawing/2010/main"/>
+                      </a:ext>
+                    </a:extLst>
+                  </pic:spPr>
+                </pic:pic>
+              </a:graphicData>
+            </a:graphic>
+          </wp:inline>
+        </w:drawing>
+      </w:r>
+    </w:p>
+    <w:p>
+      <w:pPr>
+        <w:pStyle w:val="2"/>
+        <w:numPr>
+          <w:ilvl w:val="2"/>
+          <w:numId w:val="6"/>
+        </w:numPr>
+      </w:pPr>
+      <w:r>
+        <w:t>Была реализована настройка вывода сообщений с ошибкой, предупреждением и информированием</w:t>
+      </w:r>
+      <w:r>
+        <w:br/>
+      </w:r>
+      <w:r>
+        <w:rPr>
+          <w:noProof/>
+          <w:lang w:eastAsia="ru-RU"/>
+        </w:rPr>
+        <w:drawing>
+          <wp:inline distT="0" distB="0" distL="0" distR="0" wp14:anchorId="69F2D917" wp14:editId="4C774073">
+            <wp:extent cx="5486400" cy="5223579"/>
+            <wp:effectExtent l="0" t="0" r="0" b="0"/>
+            <wp:docPr id="9" name="Рисунок 9"/>
+            <wp:cNvGraphicFramePr>
+              <a:graphicFrameLocks xmlns:a="http://schemas.openxmlformats.org/drawingml/2006/main" noChangeAspect="1"/>
+            </wp:cNvGraphicFramePr>
+            <a:graphic xmlns:a="http://schemas.openxmlformats.org/drawingml/2006/main">
+              <a:graphicData uri="http://schemas.openxmlformats.org/drawingml/2006/picture">
+                <pic:pic xmlns:pic="http://schemas.openxmlformats.org/drawingml/2006/picture">
+                  <pic:nvPicPr>
+                    <pic:cNvPr id="1" name=""/>
+                    <pic:cNvPicPr/>
+                  </pic:nvPicPr>
+                  <pic:blipFill rotWithShape="1">
+                    <a:blip r:embed="rId14"/>
+                    <a:srcRect l="26225" r="49973" b="19422"/>
+                    <a:stretch/>
+                  </pic:blipFill>
+                  <pic:spPr bwMode="auto">
+                    <a:xfrm>
+                      <a:off x="0" y="0"/>
+                      <a:ext cx="5501823" cy="5238263"/>
+                    </a:xfrm>
+                    <a:prstGeom prst="rect">
+                      <a:avLst/>
+                    </a:prstGeom>
+                    <a:ln>
+                      <a:noFill/>
+                    </a:ln>
+                    <a:extLst>
+                      <a:ext uri="{53640926-AAD7-44D8-BBD7-CCE9431645EC}">
+                        <a14:shadowObscured xmlns:a14="http://schemas.microsoft.com/office/drawing/2010/main"/>
+                      </a:ext>
+                    </a:extLst>
+                  </pic:spPr>
+                </pic:pic>
+              </a:graphicData>
+            </a:graphic>
+          </wp:inline>
+        </w:drawing>
+      </w:r>
     </w:p>
     <w:p>
       <w:pPr>
         <w:pStyle w:val="1"/>
       </w:pPr>
       <w:r>
-        <w:t>Контрольные вопросы</w:t>
+        <w:lastRenderedPageBreak/>
+        <w:t>Ответы на к</w:t>
+      </w:r>
+      <w:r>
+        <w:t>онтрольные вопросы</w:t>
       </w:r>
     </w:p>
     <w:p>
@@ -879,7 +1229,25 @@
         <w:pStyle w:val="2"/>
       </w:pPr>
       <w:r>
-        <w:t>Какие среды разработки поддерживают создание мобильных приложений?</w:t>
+        <w:t xml:space="preserve">Что такое «отладка»? Ответ: </w:t>
+      </w:r>
+      <w:r>
+        <w:t>этап в разработке</w:t>
+      </w:r>
+      <w:r>
+        <w:t xml:space="preserve"> ПО</w:t>
+      </w:r>
+      <w:r>
+        <w:t>, на котором происходит пои</w:t>
+      </w:r>
+      <w:r>
+        <w:t xml:space="preserve">ск, анализ и устранение ошибок </w:t>
+      </w:r>
+      <w:r>
+        <w:t>в коде</w:t>
+      </w:r>
+      <w:r>
+        <w:t>.</w:t>
       </w:r>
     </w:p>
     <w:p>
@@ -887,7 +1255,40 @@
         <w:pStyle w:val="2"/>
       </w:pPr>
       <w:r>
-        <w:t>На каких языках программирования можно создавать мобильные приложения?</w:t>
+        <w:t xml:space="preserve">Какие этапы включает в себя отладка? Ответ: </w:t>
+      </w:r>
+      <w:r>
+        <w:t>Создание совокупности тестовых эталонных заданий и значений, которым должна соответствовать программа</w:t>
+      </w:r>
+      <w:r>
+        <w:t>; с</w:t>
+      </w:r>
+      <w:r>
+        <w:t>татистическая проверка текстов программы</w:t>
+      </w:r>
+      <w:r>
+        <w:t>; т</w:t>
+      </w:r>
+      <w:r>
+        <w:t>естирование и выполнение программы с различными уровнями детализации;</w:t>
+      </w:r>
+      <w:r>
+        <w:t xml:space="preserve"> к</w:t>
+      </w:r>
+      <w:r>
+        <w:t>омплексная динамическая отладка, в том числе и в режиме реального времени;</w:t>
+      </w:r>
+      <w:r>
+        <w:t xml:space="preserve"> д</w:t>
+      </w:r>
+      <w:r>
+        <w:t>иагностика и устранение причин отклонений результатов от эталонных значений;</w:t>
+      </w:r>
+      <w:r>
+        <w:t xml:space="preserve"> </w:t>
+      </w:r>
+      <w:r>
+        <w:t>Изменение программы с целью исправления ошибок.</w:t>
       </w:r>
     </w:p>
     <w:p>
@@ -895,19 +1296,10 @@
         <w:pStyle w:val="2"/>
       </w:pPr>
       <w:r>
-        <w:t xml:space="preserve">Какие языки программирования доступны в </w:t>
-      </w:r>
-      <w:proofErr w:type="spellStart"/>
-      <w:r>
-        <w:rPr>
-          <w:lang w:val="en-US"/>
-        </w:rPr>
-        <w:t>GigaIDE</w:t>
-      </w:r>
-      <w:proofErr w:type="spellEnd"/>
-      <w:r>
-        <w:t>?</w:t>
-      </w:r>
+        <w:t xml:space="preserve">Что такое «точка останова»? Ответ: </w:t>
+      </w:r>
+      <w:bookmarkStart w:id="0" w:name="_GoBack"/>
+      <w:bookmarkEnd w:id="0"/>
     </w:p>
     <w:p>
       <w:pPr>
